--- a/Sample_certificate.docx
+++ b/Sample_certificate.docx
@@ -37,12 +37,21 @@
       <w:pPr>
         <w:jc w:val="center"/>
       </w:pPr>
+      <w:proofErr w:type="gramStart"/>
       <w:r>
         <w:rPr>
           <w:b/>
           <w:sz w:val="32"/>
         </w:rPr>
-        <w:t>{{ INSTITUTE / COMPANY NAME }}</w:t>
+        <w:t>{{ INSTITUTE</w:t>
+      </w:r>
+      <w:proofErr w:type="gramEnd"/>
+      <w:r>
+        <w:rPr>
+          <w:b/>
+          <w:sz w:val="32"/>
+        </w:rPr>
+        <w:t xml:space="preserve"> / COMPANY NAME }}</w:t>
       </w:r>
       <w:r>
         <w:rPr>
@@ -56,11 +65,33 @@
       <w:pPr>
         <w:jc w:val="center"/>
       </w:pPr>
+      <w:proofErr w:type="gramStart"/>
       <w:r>
         <w:rPr>
           <w:sz w:val="20"/>
         </w:rPr>
-        <w:t>{{ TAG LINE }}</w:t>
+        <w:t>{{ TAG</w:t>
+      </w:r>
+      <w:proofErr w:type="gramEnd"/>
+      <w:r>
+        <w:rPr>
+          <w:sz w:val="20"/>
+        </w:rPr>
+        <w:t xml:space="preserve"> </w:t>
+      </w:r>
+      <w:proofErr w:type="gramStart"/>
+      <w:r>
+        <w:rPr>
+          <w:sz w:val="20"/>
+        </w:rPr>
+        <w:t>LINE }</w:t>
+      </w:r>
+      <w:proofErr w:type="gramEnd"/>
+      <w:r>
+        <w:rPr>
+          <w:sz w:val="20"/>
+        </w:rPr>
+        <w:t>}</w:t>
       </w:r>
     </w:p>
     <w:p>
@@ -191,8 +222,8 @@
         <w:tblLook w:val="04A0" w:firstRow="1" w:lastRow="0" w:firstColumn="1" w:lastColumn="0" w:noHBand="0" w:noVBand="1"/>
       </w:tblPr>
       <w:tblGrid>
-        <w:gridCol w:w="4435"/>
-        <w:gridCol w:w="4421"/>
+        <w:gridCol w:w="4431"/>
+        <w:gridCol w:w="4425"/>
       </w:tblGrid>
       <w:tr>
         <w:tc>
@@ -206,12 +237,21 @@
                 <w:bCs/>
               </w:rPr>
             </w:pPr>
+            <w:proofErr w:type="gramStart"/>
             <w:r>
               <w:rPr>
                 <w:b/>
                 <w:bCs/>
               </w:rPr>
-              <w:t>{{ PROJECT HEAD }}</w:t>
+              <w:t>{{ PROJECT</w:t>
+            </w:r>
+            <w:proofErr w:type="gramEnd"/>
+            <w:r>
+              <w:rPr>
+                <w:b/>
+                <w:bCs/>
+              </w:rPr>
+              <w:t xml:space="preserve"> HEAD }}</w:t>
             </w:r>
           </w:p>
         </w:tc>
@@ -223,9 +263,26 @@
             <w:pPr>
               <w:ind w:right="-90"/>
               <w:jc w:val="right"/>
+              <w:rPr>
+                <w:b/>
+                <w:bCs/>
+              </w:rPr>
             </w:pPr>
+            <w:proofErr w:type="gramStart"/>
             <w:r>
-              <w:t>{{ HOD / PRICIPAL }}</w:t>
+              <w:rPr>
+                <w:b/>
+                <w:bCs/>
+              </w:rPr>
+              <w:t>{{ HOD</w:t>
+            </w:r>
+            <w:proofErr w:type="gramEnd"/>
+            <w:r>
+              <w:rPr>
+                <w:b/>
+                <w:bCs/>
+              </w:rPr>
+              <w:t xml:space="preserve"> / PRICIPAL }}</w:t>
             </w:r>
           </w:p>
         </w:tc>
@@ -1048,6 +1105,7 @@
   <w:style w:type="character" w:default="1" w:styleId="DefaultParagraphFont">
     <w:name w:val="Default Paragraph Font"/>
     <w:uiPriority w:val="1"/>
+    <w:semiHidden/>
     <w:unhideWhenUsed/>
   </w:style>
   <w:style w:type="table" w:default="1" w:styleId="TableNormal">
